--- a/mps-nivel-c/oficial/04_registros/AASP_Andamento-Processuais/TAP-AASPAP01-001_Termo-de-Abertura.docx
+++ b/mps-nivel-c/oficial/04_registros/AASP_Andamento-Processuais/TAP-AASPAP01-001_Termo-de-Abertura.docx
@@ -500,13 +500,7 @@
               <w:spacing w:before="40" w:after="40"/>
             </w:pPr>
             <w:r>
-              <w:rPr>
-                <w:rFonts w:ascii="Calibri" w:hAnsi="Calibri"/>
-                <w:b w:val="0"/>
-                <w:i w:val="0"/>
-                <w:sz w:val="20"/>
-              </w:rPr>
-              <w:t>Cezar Hiraki Velazquez</w:t>
+              <w:t>Abraão Oliveira</w:t>
             </w:r>
           </w:p>
         </w:tc>
@@ -1075,7 +1069,7 @@
                 <w:i w:val="0"/>
                 <w:sz w:val="20"/>
               </w:rPr>
-              <w:t>Cezar Hiraki Velazquez (Gerente de Projeto / Tech Lead / Arquiteto)</w:t>
+              <w:t>Cézar Hiraki Velázquez (Tech Lead / DevOps / Arquiteto)</w:t>
             </w:r>
           </w:p>
         </w:tc>
@@ -1334,7 +1328,7 @@
                 <w:i w:val="0"/>
                 <w:sz w:val="20"/>
               </w:rPr>
-              <w:t>Gerente de Projeto / Tech Lead / Arquiteto</w:t>
+              <w:t>Tech Lead / DevOps / Arquiteto</w:t>
             </w:r>
           </w:p>
         </w:tc>
@@ -1354,13 +1348,7 @@
               <w:spacing w:before="40" w:after="40"/>
             </w:pPr>
             <w:r>
-              <w:rPr>
-                <w:rFonts w:ascii="Calibri" w:hAnsi="Calibri"/>
-                <w:b w:val="0"/>
-                <w:i w:val="0"/>
-                <w:sz w:val="20"/>
-              </w:rPr>
-              <w:t>Cezar Hiraki Velazquez</w:t>
+              <w:t>Abraão Oliveira</w:t>
             </w:r>
           </w:p>
         </w:tc>

--- a/mps-nivel-c/oficial/04_registros/AASP_Andamento-Processuais/TAP-AASPAP01-001_Termo-de-Abertura.docx
+++ b/mps-nivel-c/oficial/04_registros/AASP_Andamento-Processuais/TAP-AASPAP01-001_Termo-de-Abertura.docx
@@ -1318,17 +1318,8 @@
             <w:shd w:val="clear" w:color="auto" w:fill="EBF5FB"/>
           </w:tcPr>
           <w:p>
-            <w:pPr>
-              <w:spacing w:before="40" w:after="40"/>
-            </w:pPr>
             <w:r>
-              <w:rPr>
-                <w:rFonts w:ascii="Calibri" w:hAnsi="Calibri"/>
-                <w:b w:val="0"/>
-                <w:i w:val="0"/>
-                <w:sz w:val="20"/>
-              </w:rPr>
-              <w:t>Tech Lead / DevOps / Arquiteto</w:t>
+              <w:t>Gerente de Projeto</w:t>
             </w:r>
           </w:p>
         </w:tc>
@@ -1344,9 +1335,6 @@
             <w:shd w:val="clear" w:color="auto" w:fill="EBF5FB"/>
           </w:tcPr>
           <w:p>
-            <w:pPr>
-              <w:spacing w:before="40" w:after="40"/>
-            </w:pPr>
             <w:r>
               <w:t>Abraão Oliveira</w:t>
             </w:r>
@@ -1368,17 +1356,8 @@
             </w:tcMar>
           </w:tcPr>
           <w:p>
-            <w:pPr>
-              <w:spacing w:before="40" w:after="40"/>
-            </w:pPr>
             <w:r>
-              <w:rPr>
-                <w:rFonts w:ascii="Calibri" w:hAnsi="Calibri"/>
-                <w:b w:val="0"/>
-                <w:i w:val="0"/>
-                <w:sz w:val="20"/>
-              </w:rPr>
-              <w:t>Desenvolvedor Sênior (Principal)</w:t>
+              <w:t>Tech Lead / DevOps / Arquiteto</w:t>
             </w:r>
           </w:p>
         </w:tc>
@@ -1393,17 +1372,8 @@
             </w:tcMar>
           </w:tcPr>
           <w:p>
-            <w:pPr>
-              <w:spacing w:before="40" w:after="40"/>
-            </w:pPr>
             <w:r>
-              <w:rPr>
-                <w:rFonts w:ascii="Calibri" w:hAnsi="Calibri"/>
-                <w:b w:val="0"/>
-                <w:i w:val="0"/>
-                <w:sz w:val="20"/>
-              </w:rPr>
-              <w:t>Raony Chagas</w:t>
+              <w:t>Cézar Hiraki Velázquez</w:t>
             </w:r>
           </w:p>
         </w:tc>
@@ -1424,17 +1394,8 @@
             <w:shd w:val="clear" w:color="auto" w:fill="EBF5FB"/>
           </w:tcPr>
           <w:p>
-            <w:pPr>
-              <w:spacing w:before="40" w:after="40"/>
-            </w:pPr>
             <w:r>
-              <w:rPr>
-                <w:rFonts w:ascii="Calibri" w:hAnsi="Calibri"/>
-                <w:b w:val="0"/>
-                <w:i w:val="0"/>
-                <w:sz w:val="20"/>
-              </w:rPr>
-              <w:t>Desenvolvedor (Suporte)</w:t>
+              <w:t>Desenvolvedor Sênior (Principal)</w:t>
             </w:r>
           </w:p>
         </w:tc>
@@ -1450,17 +1411,8 @@
             <w:shd w:val="clear" w:color="auto" w:fill="EBF5FB"/>
           </w:tcPr>
           <w:p>
-            <w:pPr>
-              <w:spacing w:before="40" w:after="40"/>
-            </w:pPr>
             <w:r>
-              <w:rPr>
-                <w:rFonts w:ascii="Calibri" w:hAnsi="Calibri"/>
-                <w:b w:val="0"/>
-                <w:i w:val="0"/>
-                <w:sz w:val="20"/>
-              </w:rPr>
-              <w:t>Mateus Veloso (incorporado em Abr/2026)</w:t>
+              <w:t>Raony Chagas</w:t>
             </w:r>
           </w:p>
         </w:tc>
@@ -1480,17 +1432,8 @@
             </w:tcMar>
           </w:tcPr>
           <w:p>
-            <w:pPr>
-              <w:spacing w:before="40" w:after="40"/>
-            </w:pPr>
             <w:r>
-              <w:rPr>
-                <w:rFonts w:ascii="Calibri" w:hAnsi="Calibri"/>
-                <w:b w:val="0"/>
-                <w:i w:val="0"/>
-                <w:sz w:val="20"/>
-              </w:rPr>
-              <w:t>Analista de QA / Testes</w:t>
+              <w:t>Desenvolvedor</w:t>
             </w:r>
           </w:p>
         </w:tc>
@@ -1505,17 +1448,8 @@
             </w:tcMar>
           </w:tcPr>
           <w:p>
-            <w:pPr>
-              <w:spacing w:before="40" w:after="40"/>
-            </w:pPr>
             <w:r>
-              <w:rPr>
-                <w:rFonts w:ascii="Calibri" w:hAnsi="Calibri"/>
-                <w:b w:val="0"/>
-                <w:i w:val="0"/>
-                <w:sz w:val="20"/>
-              </w:rPr>
-              <w:t>Caroline Sousa (Fase 4)</w:t>
+              <w:t>Mateus Veloso</w:t>
             </w:r>
           </w:p>
         </w:tc>
@@ -1536,17 +1470,8 @@
             <w:shd w:val="clear" w:color="auto" w:fill="EBF5FB"/>
           </w:tcPr>
           <w:p>
-            <w:pPr>
-              <w:spacing w:before="40" w:after="40"/>
-            </w:pPr>
             <w:r>
-              <w:rPr>
-                <w:rFonts w:ascii="Calibri" w:hAnsi="Calibri"/>
-                <w:b w:val="0"/>
-                <w:i w:val="0"/>
-                <w:sz w:val="20"/>
-              </w:rPr>
-              <w:t>Infraestrutura / DevOps</w:t>
+              <w:t>Desenvolvedor</w:t>
             </w:r>
           </w:p>
         </w:tc>
@@ -1562,17 +1487,8 @@
             <w:shd w:val="clear" w:color="auto" w:fill="EBF5FB"/>
           </w:tcPr>
           <w:p>
-            <w:pPr>
-              <w:spacing w:before="40" w:after="40"/>
-            </w:pPr>
             <w:r>
-              <w:rPr>
-                <w:rFonts w:ascii="Calibri" w:hAnsi="Calibri"/>
-                <w:b w:val="0"/>
-                <w:i w:val="0"/>
-                <w:sz w:val="20"/>
-              </w:rPr>
-              <w:t>Lucas Batista (Fases 2 e 5)</w:t>
+              <w:t>Lucas Batista</w:t>
             </w:r>
           </w:p>
         </w:tc>
@@ -1592,17 +1508,8 @@
             </w:tcMar>
           </w:tcPr>
           <w:p>
-            <w:pPr>
-              <w:spacing w:before="40" w:after="40"/>
-            </w:pPr>
             <w:r>
-              <w:rPr>
-                <w:rFonts w:ascii="Calibri" w:hAnsi="Calibri"/>
-                <w:b w:val="0"/>
-                <w:i w:val="0"/>
-                <w:sz w:val="20"/>
-              </w:rPr>
-              <w:t>Auditor GQA (independente)</w:t>
+              <w:t>Analista de QA</w:t>
             </w:r>
           </w:p>
         </w:tc>
@@ -1617,16 +1524,29 @@
             </w:tcMar>
           </w:tcPr>
           <w:p>
-            <w:pPr>
-              <w:spacing w:before="40" w:after="40"/>
-            </w:pPr>
             <w:r>
-              <w:rPr>
-                <w:rFonts w:ascii="Calibri" w:hAnsi="Calibri"/>
-                <w:b w:val="0"/>
-                <w:i w:val="0"/>
-                <w:sz w:val="20"/>
-              </w:rPr>
+              <w:t>Caroline Sousa</w:t>
+            </w:r>
+          </w:p>
+        </w:tc>
+      </w:tr>
+      <w:tr>
+        <w:tc>
+          <w:tcPr>
+            <w:tcW w:type="dxa" w:w="4451"/>
+          </w:tcPr>
+          <w:p>
+            <w:r>
+              <w:t>Auditor GQA (independente)</w:t>
+            </w:r>
+          </w:p>
+        </w:tc>
+        <w:tc>
+          <w:tcPr>
+            <w:tcW w:type="dxa" w:w="4451"/>
+          </w:tcPr>
+          <w:p>
+            <w:r>
               <w:t>Jonathan Barbosa</w:t>
             </w:r>
           </w:p>

--- a/mps-nivel-c/oficial/04_registros/AASP_Andamento-Processuais/TAP-AASPAP01-001_Termo-de-Abertura.docx
+++ b/mps-nivel-c/oficial/04_registros/AASP_Andamento-Processuais/TAP-AASPAP01-001_Termo-de-Abertura.docx
@@ -34,7 +34,7 @@
           <w:color w:val="555555"/>
           <w:sz w:val="20"/>
         </w:rPr>
-        <w:t>TAP-AASPAP01-001   ·   Versão Data   ·   11/06/2026   ·   Timeware Brasil</w:t>
+        <w:t>TAP-AASPAP01-001   ·   Versão 1.0   ·   11/06/2026   ·   Timeware Brasil</w:t>
       </w:r>
     </w:p>
     <w:p>
@@ -2717,7 +2717,7 @@
                 <w:i w:val="0"/>
                 <w:sz w:val="20"/>
               </w:rPr>
-              <w:t>Termo de abertura consolidado a partir do Registro de Projeto AASP_AndamentosProcessuais (REG-AASPAP01-001 v1.0, 08/06/2026) e do levantamento de projeto (INTAKE-PROJETO_AASPAP01 v1.0).</w:t>
+              <w:t>Termo de abertura consolidado a partir do Registro de Projeto AASP_AndamentosProcessuais (REG-AASPAP01-001 v1.0, 08/06/2026) e do levantamento de projeto (GEST-AASPAP01).</w:t>
             </w:r>
           </w:p>
         </w:tc>

--- a/mps-nivel-c/oficial/04_registros/AASP_Andamento-Processuais/TAP-AASPAP01-001_Termo-de-Abertura.docx
+++ b/mps-nivel-c/oficial/04_registros/AASP_Andamento-Processuais/TAP-AASPAP01-001_Termo-de-Abertura.docx
@@ -2717,7 +2717,7 @@
                 <w:i w:val="0"/>
                 <w:sz w:val="20"/>
               </w:rPr>
-              <w:t>Termo de abertura consolidado a partir do Registro de Projeto AASP_AndamentosProcessuais (REG-AASPAP01-001 v1.0, 08/06/2026) e da Planilha de Gestão GEST-AASPAP01.</w:t>
+              <w:t>Termo de abertura consolidado a partir do Registro de Projeto AASP_AndamentosProcessuais (REG-AASPAP01-001 v1.0, 08/06/2026) e do levantamento de projeto (GEST-AASPAP01).</w:t>
             </w:r>
           </w:p>
         </w:tc>

--- a/mps-nivel-c/oficial/04_registros/AASP_Andamento-Processuais/TAP-AASPAP01-001_Termo-de-Abertura.docx
+++ b/mps-nivel-c/oficial/04_registros/AASP_Andamento-Processuais/TAP-AASPAP01-001_Termo-de-Abertura.docx
@@ -2188,13 +2188,7 @@
         <w:spacing w:before="20" w:after="40"/>
       </w:pPr>
       <w:r>
-        <w:rPr>
-          <w:rFonts w:ascii="Calibri" w:hAnsi="Calibri"/>
-          <w:b w:val="0"/>
-          <w:i w:val="0"/>
-          <w:sz w:val="22"/>
-        </w:rPr>
-        <w:t>A implantação em produção segue o rito de GMUD (pacotes versionados + scripts DDL no Azure DevOps).</w:t>
+        <w:t>A implantação em produção segue o rito de GMUD (pacotes versionados + scripts DDL no GitLab).</w:t>
       </w:r>
     </w:p>
     <w:p>

--- a/mps-nivel-c/oficial/04_registros/AASP_Andamento-Processuais/TAP-AASPAP01-001_Termo-de-Abertura.docx
+++ b/mps-nivel-c/oficial/04_registros/AASP_Andamento-Processuais/TAP-AASPAP01-001_Termo-de-Abertura.docx
@@ -440,17 +440,8 @@
             </w:tcMar>
           </w:tcPr>
           <w:p>
-            <w:pPr>
-              <w:spacing w:before="40" w:after="40"/>
-            </w:pPr>
             <w:r>
-              <w:rPr>
-                <w:rFonts w:ascii="Calibri" w:hAnsi="Calibri"/>
-                <w:b w:val="0"/>
-                <w:i w:val="0"/>
-                <w:sz w:val="20"/>
-              </w:rPr>
-              <w:t>11/06/2026</w:t>
+              <w:t>15/12/2025</w:t>
             </w:r>
           </w:p>
         </w:tc>
@@ -2651,17 +2642,8 @@
             </w:tcMar>
           </w:tcPr>
           <w:p>
-            <w:pPr>
-              <w:spacing w:before="40" w:after="40"/>
-            </w:pPr>
             <w:r>
-              <w:rPr>
-                <w:rFonts w:ascii="Calibri" w:hAnsi="Calibri"/>
-                <w:b w:val="0"/>
-                <w:i w:val="0"/>
-                <w:sz w:val="20"/>
-              </w:rPr>
-              <w:t>11/06/2026</w:t>
+              <w:t>15/12/2025</w:t>
             </w:r>
           </w:p>
         </w:tc>
@@ -2676,17 +2658,8 @@
             </w:tcMar>
           </w:tcPr>
           <w:p>
-            <w:pPr>
-              <w:spacing w:before="40" w:after="40"/>
-            </w:pPr>
             <w:r>
-              <w:rPr>
-                <w:rFonts w:ascii="Calibri" w:hAnsi="Calibri"/>
-                <w:b w:val="0"/>
-                <w:i w:val="0"/>
-                <w:sz w:val="20"/>
-              </w:rPr>
-              <w:t>Time de Melhoria Contínua</w:t>
+              <w:t>Gerente de Projeto</w:t>
             </w:r>
           </w:p>
         </w:tc>

--- a/mps-nivel-c/oficial/04_registros/AASP_Andamento-Processuais/TAP-AASPAP01-001_Termo-de-Abertura.docx
+++ b/mps-nivel-c/oficial/04_registros/AASP_Andamento-Processuais/TAP-AASPAP01-001_Termo-de-Abertura.docx
@@ -34,7 +34,7 @@
           <w:color w:val="555555"/>
           <w:sz w:val="20"/>
         </w:rPr>
-        <w:t>TAP-AASPAP01-001   ·   Versão 1.0   ·   11/06/2026   ·   Timeware Brasil</w:t>
+        <w:t>TAP-AASPAP01-001   ·   Versão 1.0   ·   15/12/2025   ·   Timeware Brasil</w:t>
       </w:r>
     </w:p>
     <w:p>
@@ -2449,7 +2449,7 @@
                 <w:i w:val="0"/>
                 <w:sz w:val="20"/>
               </w:rPr>
-              <w:t>REG-AASPAP01-001 v1.0 (08/06/2026)</w:t>
+              <w:t>REG-AASPAP01-001 v1.0</w:t>
             </w:r>
           </w:p>
         </w:tc>
@@ -2684,7 +2684,7 @@
                 <w:i w:val="0"/>
                 <w:sz w:val="20"/>
               </w:rPr>
-              <w:t>Termo de abertura consolidado a partir do Registro de Projeto AASP_AndamentosProcessuais (REG-AASPAP01-001 v1.0, 08/06/2026) e do levantamento de projeto (GEST-AASPAP01).</w:t>
+              <w:t>Termo de abertura consolidado a partir do Registro de Projeto AASP_AndamentosProcessuais (REG-AASPAP01-001 v1.0) e do levantamento de projeto (GEST-AASPAP01).</w:t>
             </w:r>
           </w:p>
         </w:tc>

--- a/mps-nivel-c/oficial/04_registros/AASP_Andamento-Processuais/TAP-AASPAP01-001_Termo-de-Abertura.docx
+++ b/mps-nivel-c/oficial/04_registros/AASP_Andamento-Processuais/TAP-AASPAP01-001_Termo-de-Abertura.docx
@@ -1969,7 +1969,7 @@
                 <w:i w:val="0"/>
                 <w:sz w:val="20"/>
               </w:rPr>
-              <w:t>30/06/2026</w:t>
+              <w:t>31/08/2026</w:t>
             </w:r>
           </w:p>
         </w:tc>
